--- a/cinderella/legal/out-partner-adviser-2026-10-07/Greg_Kristof_Strategic_Adviser_Agreement.docx
+++ b/cinderella/legal/out-partner-adviser-2026-10-07/Greg_Kristof_Strategic_Adviser_Agreement.docx
@@ -865,7 +865,7 @@
           <w:sz w:val="22"/>
           <w:szCs w:val="22"/>
         </w:rPr>
-        <w:t xml:space="preserve">2.2 Seed dilution applies. Because the Shares are measured pre-Seed, Adviser is diluted by the Seed Round on the same basis as the Founders. The Seed Round is an offering of up to $1,500,000 of Class A Common Stock at $2.025 per share, with no minimum aggregate raise, and may close for less than the full amount; Adviser's post-Seed percentage therefore cannot be fixed in advance. For illustration only, were the full amount sold, a 4% pre-Seed position would become approximately 3.375% (166,667 shares of a 4,938,272-share fully-diluted total). That figure is an illustration only and the actual percentage depends on the final size of the Seed Round. Adviser has </w:t>
+        <w:t xml:space="preserve">2.2 Seed dilution applies. Because the Shares are measured pre-Seed, Adviser is diluted by the Seed Round on the same basis as the Founders. The Seed Round is an offering of up to $1,500,000 of Class A Common Stock at $2.025 per share, with no minimum aggregate raise, and may close for less than the full amount; Adviser's post-Seed percentage therefore cannot be fixed in advance. For illustration only, were the full amount sold, the Seed Round would issue 740,740 shares ($1,500,000 ÷ $2.025 = 740,740.74, rounded down to a whole share) and a 4% pre-Seed position would become approximately 3.375% (166,667 shares of a 4,938,271-share fully-diluted total). That figure is an illustration only and the actual percentage depends on the final size of the Seed Round. Adviser has </w:t>
       </w:r>
       <w:r>
         <w:rPr>
